--- a/ru/discovery-articles/1.5 Математика и понятие нуля.docx
+++ b/ru/discovery-articles/1.5 Математика и понятие нуля.docx
@@ -4,13 +4,20 @@
   <w:body>
     <w:p>
       <w:pPr>
-        <w:spacing w:before="0" w:after="80"/>
+        <w:pStyle w:val="Title"/>
+        <w:widowControl/>
+      </w:pPr>
+      <w:r>
+        <w:t>1.5 Математика и понятие нуля</w:t>
+      </w:r>
+    </w:p>
+    <w:p>
+      <w:pPr>
+        <w:keepNext/>
+        <w:widowControl/>
       </w:pPr>
       <w:r>
         <w:rPr>
-          <w:rFonts w:ascii="Calibri" w:hAnsi="Calibri" w:cs="Calibri"/>
-          <w:b/>
-          <w:color w:val="2E74B5"/>
           <w:sz w:val="20"/>
         </w:rPr>
         <w:t>1. Основы цивилизации</w:t>
@@ -19,87 +26,54 @@
     <w:p>
       <w:pPr>
         <w:keepNext/>
-        <w:spacing w:before="0" w:after="120"/>
+        <w:widowControl/>
       </w:pPr>
       <w:r>
         <w:rPr>
-          <w:rFonts w:ascii="Calibri" w:hAnsi="Calibri" w:cs="Calibri"/>
-          <w:b/>
-          <w:color w:val="0B2545"/>
-          <w:sz w:val="48"/>
+          <w:sz w:val="20"/>
         </w:rPr>
-        <w:t>1.5 Математика и понятие нуля</w:t>
+        <w:t>Период: примерно 3000 год до н. э. (системы счёта); 628 год н. э. (Брахмагупта формулирует правила для нуля) | Основные участники: математики Вавилона, Египта, Индии, в том числе Брахмагупта, и народа майя</w:t>
       </w:r>
     </w:p>
     <w:p>
       <w:pPr>
-        <w:spacing w:before="0" w:after="200" w:line="276" w:lineRule="auto"/>
+        <w:widowControl/>
       </w:pPr>
       <w:r>
-        <w:rPr>
-          <w:rFonts w:ascii="Calibri" w:hAnsi="Calibri" w:cs="Calibri"/>
-          <w:i/>
-          <w:color w:val="666666"/>
-          <w:sz w:val="21"/>
-        </w:rPr>
-        <w:t>Период: около 3000 г. до н. э. — ранние системы счёта; 628 г. н. э. — Брахмагупта формулирует правила действий с нулём | Основные традиции и имена: математики Вавилона, Египта, Индии, включая Брахмагупту, и цивилизации майя</w:t>
-      </w:r>
-    </w:p>
-    <w:p>
-      <w:pPr>
-        <w:spacing w:before="0" w:after="200" w:line="300" w:lineRule="auto"/>
-      </w:pPr>
-      <w:r>
-        <w:rPr>
-          <w:rFonts w:ascii="Calibri" w:hAnsi="Calibri" w:cs="Calibri"/>
-          <w:color w:val="0B2545"/>
-          <w:sz w:val="23"/>
-        </w:rPr>
-        <w:t>Математика возникала в разных культурах как средство счёта, измерения и предсказания. Намного позже ноль стали понимать как самостоятельное число с определёнными правилами — этот шаг открыл путь к современным вычислениям.</w:t>
+        <w:t>Во многих культурах математика развивалась как средство считать, измерять и предсказывать. Более поздним прорывом стало признание нуля полноценным числом с определёнными правилами. Это открыло путь современным вычислениям.</w:t>
       </w:r>
     </w:p>
     <w:p>
       <w:pPr>
         <w:pStyle w:val="Heading1"/>
+        <w:widowControl/>
       </w:pPr>
       <w:r>
-        <w:t>Ключевые факты</w:t>
+        <w:t>Кратко о главном</w:t>
       </w:r>
     </w:p>
     <w:p>
       <w:pPr>
-        <w:keepLines/>
-        <w:spacing w:after="80" w:line="300" w:lineRule="auto"/>
-        <w:numPr>
-          <w:ilvl w:val="0"/>
-          <w:numId w:val="10"/>
-        </w:numPr>
+        <w:pStyle w:val="ListBullet"/>
+        <w:widowControl/>
       </w:pPr>
       <w:r>
-        <w:t>Вавилонская математика использовала позиционную запись и специальный знак для пустого разряда.</w:t>
+        <w:t>В вавилонской математике появились позиционная запись чисел и знак пустого разряда.</w:t>
       </w:r>
     </w:p>
     <w:p>
       <w:pPr>
-        <w:keepLines/>
-        <w:spacing w:after="80" w:line="300" w:lineRule="auto"/>
-        <w:numPr>
-          <w:ilvl w:val="0"/>
-          <w:numId w:val="10"/>
-        </w:numPr>
+        <w:pStyle w:val="ListBullet"/>
+        <w:widowControl/>
       </w:pPr>
       <w:r>
-        <w:t>Индийские учёные стали рассматривать ноль как число, подчиняющееся собственным правилам.</w:t>
+        <w:t>Индийские учёные рассматривали нуль как число со своими правилами.</w:t>
       </w:r>
     </w:p>
     <w:p>
       <w:pPr>
-        <w:keepLines/>
-        <w:spacing w:after="80" w:line="300" w:lineRule="auto"/>
-        <w:numPr>
-          <w:ilvl w:val="0"/>
-          <w:numId w:val="10"/>
-        </w:numPr>
+        <w:pStyle w:val="ListBullet"/>
+        <w:widowControl/>
       </w:pPr>
       <w:r>
         <w:t>В VII веке Брахмагупта сформулировал правила действий с нулём и отрицательными величинами.</w:t>
@@ -107,33 +81,26 @@
     </w:p>
     <w:p>
       <w:pPr>
-        <w:keepLines/>
-        <w:spacing w:after="80" w:line="300" w:lineRule="auto"/>
-        <w:numPr>
-          <w:ilvl w:val="0"/>
-          <w:numId w:val="10"/>
-        </w:numPr>
+        <w:pStyle w:val="ListBullet"/>
+        <w:widowControl/>
       </w:pPr>
       <w:r>
-        <w:t>Математики исламского мира способствовали распространению индийской системы цифр на запад.</w:t>
+        <w:t>Математики исламского мира помогли распространить индийские цифры на запад.</w:t>
       </w:r>
     </w:p>
     <w:p>
       <w:pPr>
-        <w:keepLines/>
-        <w:spacing w:after="80" w:line="300" w:lineRule="auto"/>
-        <w:numPr>
-          <w:ilvl w:val="0"/>
-          <w:numId w:val="10"/>
-        </w:numPr>
+        <w:pStyle w:val="ListBullet"/>
+        <w:widowControl/>
       </w:pPr>
       <w:r>
-        <w:t>Ноль и позиционная система лежат в основе алгебры, вычислительной техники и современной науки.</w:t>
+        <w:t>Нуль и позиционная система лежат в основе алгебры, вычислительной техники и современной науки.</w:t>
       </w:r>
     </w:p>
     <w:p>
       <w:pPr>
         <w:pStyle w:val="Heading1"/>
+        <w:widowControl/>
       </w:pPr>
       <w:r>
         <w:t>Что это такое</w:t>
@@ -141,143 +108,101 @@
     </w:p>
     <w:p>
       <w:pPr>
-        <w:keepLines w:val="0"/>
+        <w:widowControl/>
       </w:pPr>
       <w:r>
-        <w:t>Математика изучает количество, форму, изменение и логические связи. Люди пользовались ею задолго до появления учебников: делили землю, следили за движением Луны, распределяли урожай. Ноль занимает в этой истории особое место.</w:t>
-      </w:r>
-    </w:p>
-    <w:p>
-      <w:pPr>
-        <w:keepLines w:val="0"/>
-      </w:pPr>
-      <w:r>
-        <w:t>Сначала отсутствие единиц в разряде просто оставляли пустым. Позднее ноль стал полноценным числом, с которым можно выполнять действия, и знаком, сохраняющим нужную позицию цифр: благодаря ему 105 нельзя спутать с 15. Если не обозначить «здесь ничего нет», цифры словно сдвинутся на чужие места.</w:t>
+        <w:t>Математика изучает количество, форму, изменения и логические связи. Люди пользовались ею задолго до учебников: делили землю, следили за Луной и распределяли урожай. Особое место в этой истории занимает нуль. Поначалу ему соответствовало пустое место на счётной доске. Позже он стал числом, которое можно прибавлять и вычитать, а также знаком разряда: благодаря ему 105 не путают с 15. Это похоже на обозначения парковочных мест: если не отметить, что одно место пустует, остальные цифры могут оказаться не на своих позициях.</w:t>
       </w:r>
     </w:p>
     <w:p>
       <w:pPr>
         <w:pStyle w:val="Heading1"/>
+        <w:widowControl/>
       </w:pPr>
       <w:r>
-        <w:t>Кто это открыл или изобрёл</w:t>
+        <w:t>Кто открыл или изобрёл</w:t>
       </w:r>
     </w:p>
     <w:p>
       <w:pPr>
-        <w:keepLines w:val="0"/>
+        <w:widowControl/>
       </w:pPr>
       <w:r>
-        <w:t>Математику создавали многие культуры — Египет, Месопотамия, Индия, Китай, Греция, исламский мир и другие. Вавилонские писцы пользовались позиционной системой счисления и обозначали пустой разряд особым знаком.</w:t>
-      </w:r>
-    </w:p>
-    <w:p>
-      <w:pPr>
-        <w:keepLines w:val="0"/>
-      </w:pPr>
-      <w:r>
-        <w:t>Индийские математики, в том числе живший в VII веке Брахмагупта, стали рассматривать ноль как число и описывать его свойства. Аль-Хорезми и другие учёные, писавшие по-арабски, познакомили более широкий мир с индийскими цифрами. У математики нет единственного изобретателя: её методы складывались и совершенствовались столетиями.</w:t>
+        <w:t>Математику создавали многие культуры: Египет, Месопотамия, Индия, Китай, Греция, исламский мир и другие. Вавилонские писцы использовали позиционную систему и знак пустого разряда. Индийские математики, включая Брахмагупту в VII веке н. э., признали нуль числом и описали действия с ним. Аль-Хорезми и другие учёные, писавшие по-арабски, познакомили с индийскими цифрами более широкий круг людей. Математика — не изобретение одного человека, а результат множества усовершенствований.</w:t>
       </w:r>
     </w:p>
     <w:p>
       <w:pPr>
         <w:pStyle w:val="Heading1"/>
+        <w:widowControl/>
       </w:pPr>
       <w:r>
-        <w:t>Когда и как это появилось</w:t>
+        <w:t>Когда и как появилось</w:t>
       </w:r>
     </w:p>
     <w:p>
       <w:pPr>
-        <w:keepLines w:val="0"/>
+        <w:widowControl/>
       </w:pPr>
       <w:r>
-        <w:t>Счёт появился ещё в доисторическую эпоху, а первые письменные математические тексты — вместе с древнейшими городами. Ноль как самостоятельное число, а не просто пустое место, особенно ясно представлен в индийских сочинениях I тысячелетия н. э., а затем в математической традиции исламского мира.</w:t>
-      </w:r>
-    </w:p>
-    <w:p>
-      <w:pPr>
-        <w:keepLines w:val="0"/>
-      </w:pPr>
-      <w:r>
-        <w:t>В Средние века индийские цифры достигли Европы и постепенно вытеснили римскую запись из сложных расчётов. Развитие подталкивали практические задачи: астрономические наблюдения, торговля, раздел наследства и потребность кратко записывать большие числа.</w:t>
+        <w:t>Счёт возник ещё в доисторические времена. Письменная математика появляется вместе с первыми городами. Нуль именно как число, а не просто пропуск, особенно ясно представлен в индийских текстах I тысячелетия н. э., затем — в математике исламского мира. В Средние века эти цифры достигли Европы и постепенно вытеснили римские при сложных расчётах. Причины были практическими: астрономия, торговля, наследование и потребность кратко записывать большие числа.</w:t>
       </w:r>
     </w:p>
     <w:p>
       <w:pPr>
         <w:pStyle w:val="Heading1"/>
+        <w:widowControl/>
       </w:pPr>
       <w:r>
-        <w:t>Научное значение</w:t>
+        <w:t>Значение для науки</w:t>
       </w:r>
     </w:p>
     <w:p>
       <w:pPr>
-        <w:keepLines w:val="0"/>
+        <w:widowControl/>
       </w:pPr>
       <w:r>
-        <w:t>Ноль и позиционная запись делают арифметику гораздо удобнее. Они открыли дорогу отрицательным числам и алгебре, а позднее — математическому анализу и вычислительной технике. Выключенное состояние компьютерного бита можно понимать как разновидность нуля.</w:t>
-      </w:r>
-    </w:p>
-    <w:p>
-      <w:pPr>
-        <w:keepLines w:val="0"/>
-      </w:pPr>
-      <w:r>
-        <w:t>Система координат с началом отсчёта также опирается на идею «ничего» как определённого положения. Современная наука теоретически могла бы существовать и без ясного понятия нуля, однако вычисления были бы значительно медленнее и громоздче.</w:t>
+        <w:t>Нуль и позиционная запись делают арифметику удобной. Они также открывают путь отрицательным числам, алгебре, позднее — математическому анализу и вычислениям. Выключенное состояние компьютерного бита — своего рода нуль. Начало координат тоже опирается на идею нулевого положения. В принципе современная наука была бы возможна и без ясного понятия нуля, но расчёты стали бы гораздо сложнее и медленнее.</w:t>
       </w:r>
     </w:p>
     <w:p>
       <w:pPr>
         <w:pStyle w:val="Heading1"/>
+        <w:widowControl/>
       </w:pPr>
       <w:r>
-        <w:t>Влияние на последующее развитие</w:t>
+        <w:t>Влияние на дальнейшее развитие</w:t>
       </w:r>
     </w:p>
     <w:p>
       <w:pPr>
-        <w:keepLines w:val="0"/>
+        <w:widowControl/>
       </w:pPr>
       <w:r>
-        <w:t>Индо-арабские цифры и алгебраические методы распространялись через рынки, школы и европейские университеты. Они преобразили навигацию, инженерное дело, страхование и физику.</w:t>
-      </w:r>
-    </w:p>
-    <w:p>
-      <w:pPr>
-        <w:keepLines w:val="0"/>
-      </w:pPr>
-      <w:r>
-        <w:t>Позднее теория множеств и информатика превратили понятия пустоты и отсутствующего значения в точные инструменты. Позиционная запись используется и в электронных таблицах, и при определении координат GPS. История нуля — это история о том, как отсутствие стало полезным.</w:t>
+        <w:t>Индо-арабские цифры и алгебраические методы распространялись через рынки, школы и европейские университеты. Они влияли на навигацию, инженерное дело, страхование и физику. Теория множеств и информатика позднее придали точный смысл понятиям пустоты и отсутствующего значения. Позиционная запись используется и в электронной таблице, и при определении места по GPS — глобальной системе позиционирования. История нуля показывает, как отсутствие стало полезным инструментом.</w:t>
       </w:r>
     </w:p>
     <w:p>
       <w:pPr>
         <w:pStyle w:val="Heading1"/>
+        <w:widowControl/>
       </w:pPr>
       <w:r>
-        <w:t>Как это изменило жизнь людей</w:t>
+        <w:t>Как изменило жизнь людей</w:t>
       </w:r>
     </w:p>
     <w:p>
       <w:pPr>
-        <w:keepLines w:val="0"/>
+        <w:widowControl/>
       </w:pPr>
       <w:r>
-        <w:t>Простые и понятные вычисления изменили повседневность: работать с ценами, налогами, картами и часами стало легче. Расширился и круг людей, способных учиться и считать. Ребёнок, записывающий 10 или 100, уже пользуется одной из глубочайших математических идей.</w:t>
-      </w:r>
-    </w:p>
-    <w:p>
-      <w:pPr>
-        <w:keepLines w:val="0"/>
-      </w:pPr>
-      <w:r>
-        <w:t>Общество стало гораздо сильнее опираться на количественные показатели — со всеми преимуществами и опасностями такого подхода. Ноль выглядит как ничто, но оказался одним из самых могущественных понятий, созданных человеком.</w:t>
+        <w:t>Более простые и дешёвые вычисления изменили цены, налоги, карты и часы. Они расширили и доступ к знаниям. Ребёнок, научившийся писать 10 и 100, уже пользуется глубокой математической идеей. Возможность работать с большими числами усилила роль количественных оценок в обществе — с их пользой и недостатками. Нуль обозначает отсутствие, но сам стал одним из самых сильных инструментов мысли.</w:t>
       </w:r>
     </w:p>
     <w:p>
       <w:pPr>
         <w:pStyle w:val="Heading1"/>
+        <w:widowControl/>
       </w:pPr>
       <w:r>
         <w:t>Источники и литература</w:t>
@@ -286,99 +211,103 @@
     <w:p>
       <w:pPr>
         <w:pStyle w:val="Heading2"/>
+        <w:widowControl/>
       </w:pPr>
       <w:r>
-        <w:t>C. Материалы научных учреждений и энциклопедий</w:t>
+        <w:rPr>
+          <w:sz w:val="20"/>
+        </w:rPr>
+        <w:t>Материалы организаций и энциклопедии</w:t>
       </w:r>
     </w:p>
     <w:p>
       <w:pPr>
-        <w:keepLines/>
-        <w:spacing w:after="80" w:line="300" w:lineRule="auto"/>
-        <w:numPr>
-          <w:ilvl w:val="0"/>
-          <w:numId w:val="11"/>
-        </w:numPr>
+        <w:widowControl/>
       </w:pPr>
       <w:r>
-        <w:t>Encyclopaedia Britannica. «Zero».</w:t>
+        <w:rPr>
+          <w:sz w:val="20"/>
+        </w:rPr>
+        <w:t xml:space="preserve">1. Encyclopaedia Britannica. 'Zero.' </w:t>
       </w:r>
+      <w:hyperlink r:id="rId9">
+        <w:r>
+          <w:rPr>
+            <w:sz w:val="20"/>
+          </w:rPr>
+          <w:t>https://www.britannica.com/science/zero-mathematics</w:t>
+        </w:r>
+      </w:hyperlink>
       <w:r>
-        <w:t xml:space="preserve"> </w:t>
+        <w:rPr>
+          <w:sz w:val="20"/>
+        </w:rPr>
+      </w:r>
+    </w:p>
+    <w:p>
+      <w:pPr>
+        <w:widowControl/>
+      </w:pPr>
+      <w:r>
+        <w:rPr>
+          <w:sz w:val="20"/>
+        </w:rPr>
+        <w:t xml:space="preserve">2. MacTutor History of Mathematics Archive, University of St Andrews. Brahmagupta. </w:t>
+      </w:r>
+      <w:hyperlink r:id="rId10">
+        <w:r>
+          <w:rPr>
+            <w:sz w:val="20"/>
+          </w:rPr>
+          <w:t>https://mathshistory.st-andrews.ac.uk/Biographies/Brahmagupta/</w:t>
+        </w:r>
+      </w:hyperlink>
+      <w:r>
+        <w:rPr>
+          <w:sz w:val="20"/>
+        </w:rPr>
+      </w:r>
+    </w:p>
+    <w:p>
+      <w:pPr>
+        <w:pStyle w:val="Heading2"/>
+        <w:widowControl/>
+      </w:pPr>
+      <w:r>
+        <w:rPr>
+          <w:sz w:val="20"/>
+        </w:rPr>
+        <w:t>Онлайн-лекции и образовательные циклы</w:t>
+      </w:r>
+    </w:p>
+    <w:p>
+      <w:pPr>
+        <w:widowControl/>
+      </w:pPr>
+      <w:r>
+        <w:rPr>
+          <w:sz w:val="20"/>
+        </w:rPr>
+        <w:t xml:space="preserve">1. BBC Radio 4. 'A Brief History of Mathematics' (Marcus du Sautoy). </w:t>
       </w:r>
       <w:hyperlink r:id="rId11">
         <w:r>
           <w:rPr>
-            <w:color w:val="0563C1"/>
-            <w:u w:val="single"/>
-          </w:rPr>
-          <w:t>https://www.britannica.com/science/zero-mathematics</w:t>
-        </w:r>
-      </w:hyperlink>
-    </w:p>
-    <w:p>
-      <w:pPr>
-        <w:keepLines/>
-        <w:spacing w:after="80" w:line="300" w:lineRule="auto"/>
-        <w:numPr>
-          <w:ilvl w:val="0"/>
-          <w:numId w:val="11"/>
-        </w:numPr>
-      </w:pPr>
-      <w:r>
-        <w:t>MacTutor History of Mathematics Archive, University of St Andrews. «Brahmagupta».</w:t>
-      </w:r>
-      <w:r>
-        <w:t xml:space="preserve"> </w:t>
-      </w:r>
-      <w:hyperlink r:id="rId12">
-        <w:r>
-          <w:rPr>
-            <w:color w:val="0563C1"/>
-            <w:u w:val="single"/>
-          </w:rPr>
-          <w:t>https://mathshistory.st-andrews.ac.uk/Biographies/Brahmagupta/</w:t>
-        </w:r>
-      </w:hyperlink>
-    </w:p>
-    <w:p>
-      <w:pPr>
-        <w:pStyle w:val="Heading2"/>
-      </w:pPr>
-      <w:r>
-        <w:t>F. Онлайн-лекции и образовательные циклы</w:t>
-      </w:r>
-    </w:p>
-    <w:p>
-      <w:pPr>
-        <w:keepLines/>
-        <w:spacing w:after="80" w:line="300" w:lineRule="auto"/>
-        <w:numPr>
-          <w:ilvl w:val="0"/>
-          <w:numId w:val="12"/>
-        </w:numPr>
-      </w:pPr>
-      <w:r>
-        <w:t>BBC Radio 4. «A Brief History of Mathematics» (Marcus du Sautoy).</w:t>
-      </w:r>
-      <w:r>
-        <w:t xml:space="preserve"> </w:t>
-      </w:r>
-      <w:hyperlink r:id="rId13">
-        <w:r>
-          <w:rPr>
-            <w:color w:val="0563C1"/>
-            <w:u w:val="single"/>
+            <w:sz w:val="20"/>
           </w:rPr>
           <w:t>https://www.bbc.co.uk/programmes/b00dxjls</w:t>
         </w:r>
       </w:hyperlink>
+      <w:r>
+        <w:rPr>
+          <w:sz w:val="20"/>
+        </w:rPr>
+      </w:r>
     </w:p>
     <w:sectPr>
-      <w:headerReference w:type="default" r:id="rId9"/>
-      <w:footerReference w:type="default" r:id="rId10"/>
-      <w:pgSz w:w="12240" w:h="15840"/>
-      <w:pgMar w:top="1440" w:right="1440" w:bottom="1440" w:left="1440" w:header="708" w:footer="708" w:gutter="0"/>
+      <w:footerReference w:type="default" r:id="rId12"/>
+      <w:pgSz w:w="11906" w:h="16838"/>
+      <w:pgMar w:top="1020" w:right="1134" w:bottom="1020" w:left="1134" w:header="720" w:footer="720" w:gutter="0"/>
       <w:cols w:space="720"/>
       <w:docGrid w:linePitch="360"/>
     </w:sectPr>
@@ -391,60 +320,11 @@
   <w:p>
     <w:pPr>
       <w:pStyle w:val="Footer"/>
-      <w:spacing w:before="0" w:after="0"/>
       <w:jc w:val="right"/>
     </w:pPr>
-    <w:r>
-      <w:rPr>
-        <w:rFonts w:ascii="Calibri" w:hAnsi="Calibri" w:cs="Calibri"/>
-        <w:color w:val="666666"/>
-        <w:sz w:val="18"/>
-      </w:rPr>
-      <w:t xml:space="preserve">Страница </w:t>
-    </w:r>
-    <w:r>
-      <w:rPr>
-        <w:rFonts w:ascii="Calibri" w:hAnsi="Calibri" w:cs="Calibri"/>
-        <w:color w:val="666666"/>
-        <w:sz w:val="18"/>
-      </w:rPr>
-      <w:fldChar w:fldCharType="begin"/>
-      <w:instrText xml:space="preserve"> PAGE </w:instrText>
-      <w:fldChar w:fldCharType="separate"/>
-      <w:t>1</w:t>
-      <w:fldChar w:fldCharType="end"/>
-    </w:r>
+    <w:fldSimple w:instr="PAGE"/>
   </w:p>
 </w:ftr>
-</file>
-
-<file path=word/header1.xml><?xml version="1.0" encoding="utf-8"?>
-<w:hdr xmlns:m="http://schemas.openxmlformats.org/officeDocument/2006/math" xmlns:mc="http://schemas.openxmlformats.org/markup-compatibility/2006" xmlns:mo="http://schemas.microsoft.com/office/mac/office/2008/main" xmlns:mv="urn:schemas-microsoft-com:mac:vml" xmlns:o="urn:schemas-microsoft-com:office:office" xmlns:r="http://schemas.openxmlformats.org/officeDocument/2006/relationships" xmlns:v="urn:schemas-microsoft-com:vml" xmlns:w10="urn:schemas-microsoft-com:office:word" xmlns:w14="http://schemas.microsoft.com/office/word/2010/wordml" xmlns:w="http://schemas.openxmlformats.org/wordprocessingml/2006/main" xmlns:wne="http://schemas.microsoft.com/office/word/2006/wordml" xmlns:wp14="http://schemas.microsoft.com/office/word/2010/wordprocessingDrawing" xmlns:wp="http://schemas.openxmlformats.org/drawingml/2006/wordprocessingDrawing" xmlns:wpc="http://schemas.microsoft.com/office/word/2010/wordprocessingCanvas" xmlns:wpg="http://schemas.microsoft.com/office/word/2010/wordprocessingGroup" xmlns:wpi="http://schemas.microsoft.com/office/word/2010/wordprocessingInk" xmlns:wps="http://schemas.microsoft.com/office/word/2010/wordprocessingShape" mc:Ignorable="w14 wp14">
-  <w:p>
-    <w:pPr>
-      <w:pStyle w:val="Header"/>
-      <w:spacing w:after="0"/>
-      <w:jc w:val="left"/>
-    </w:pPr>
-    <w:r>
-      <w:rPr>
-        <w:rFonts w:ascii="Calibri" w:hAnsi="Calibri" w:cs="Calibri"/>
-        <w:b/>
-        <w:color w:val="666666"/>
-        <w:sz w:val="18"/>
-      </w:rPr>
-      <w:t>Открытия и изобретения</w:t>
-    </w:r>
-    <w:r>
-      <w:rPr>
-        <w:rFonts w:ascii="Calibri" w:hAnsi="Calibri" w:cs="Calibri"/>
-        <w:color w:val="666666"/>
-        <w:sz w:val="18"/>
-      </w:rPr>
-      <w:t xml:space="preserve">    |    1. Основы цивилизации</w:t>
-    </w:r>
-  </w:p>
-</w:hdr>
 </file>
 
 <file path=word/numbering.xml><?xml version="1.0" encoding="utf-8"?>
@@ -647,60 +527,6 @@
   <w:num w:numId="9">
     <w:abstractNumId w:val="0"/>
   </w:num>
-  <w:abstractNum w:abstractNumId="9">
-    <w:multiLevelType w:val="singleLevel"/>
-    <w:lvl w:ilvl="0">
-      <w:start w:val="1"/>
-      <w:numFmt w:val="bullet"/>
-      <w:lvlText w:val="•"/>
-      <w:lvlJc w:val="left"/>
-      <w:pPr>
-        <w:tabs>
-          <w:tab w:val="num" w:pos="540"/>
-        </w:tabs>
-        <w:ind w:left="540" w:hanging="270"/>
-      </w:pPr>
-    </w:lvl>
-  </w:abstractNum>
-  <w:num w:numId="10">
-    <w:abstractNumId w:val="9"/>
-  </w:num>
-  <w:abstractNum w:abstractNumId="10">
-    <w:multiLevelType w:val="singleLevel"/>
-    <w:lvl w:ilvl="0">
-      <w:start w:val="1"/>
-      <w:numFmt w:val="decimal"/>
-      <w:lvlText w:val="%1."/>
-      <w:lvlJc w:val="left"/>
-      <w:pPr>
-        <w:tabs>
-          <w:tab w:val="num" w:pos="540"/>
-        </w:tabs>
-        <w:ind w:left="540" w:hanging="270"/>
-      </w:pPr>
-    </w:lvl>
-  </w:abstractNum>
-  <w:num w:numId="11">
-    <w:abstractNumId w:val="10"/>
-  </w:num>
-  <w:abstractNum w:abstractNumId="11">
-    <w:multiLevelType w:val="singleLevel"/>
-    <w:lvl w:ilvl="0">
-      <w:start w:val="1"/>
-      <w:numFmt w:val="decimal"/>
-      <w:lvlText w:val="%1."/>
-      <w:lvlJc w:val="left"/>
-      <w:pPr>
-        <w:tabs>
-          <w:tab w:val="num" w:pos="540"/>
-        </w:tabs>
-        <w:ind w:left="540" w:hanging="270"/>
-      </w:pPr>
-    </w:lvl>
-  </w:abstractNum>
-  <w:num w:numId="12">
-    <w:abstractNumId w:val="11"/>
-  </w:num>
 </w:numbering>
 </file>
 
@@ -709,7 +535,7 @@
   <w:docDefaults>
     <w:rPrDefault>
       <w:rPr>
-        <w:rFonts w:asciiTheme="minorHAnsi" w:eastAsiaTheme="minorEastAsia" w:hAnsiTheme="minorHAnsi" w:cstheme="minorBidi"/>
+        <w:rFonts/>
         <w:sz w:val="22"/>
         <w:szCs w:val="22"/>
         <w:lang w:val="en-US" w:eastAsia="en-US" w:bidi="ar-SA"/>
@@ -865,12 +691,13 @@
     <w:qFormat/>
     <w:rsid w:val="00FC693F"/>
     <w:pPr>
-      <w:widowControl/>
-      <w:spacing w:before="0" w:after="120" w:line="300" w:lineRule="auto"/>
+      <w:spacing w:after="120" w:line="259" w:lineRule="auto"/>
     </w:pPr>
     <w:rPr>
-      <w:rFonts w:ascii="Calibri" w:hAnsi="Calibri" w:cs="Calibri"/>
-      <w:sz w:val="22"/>
+      <w:rFonts w:ascii="Times New Roman" w:hAnsi="Times New Roman"/>
+      <w:color w:val="000000"/>
+      <w:sz w:val="24"/>
+      <w:lang w:val="ru-RU"/>
     </w:rPr>
   </w:style>
   <w:style w:type="paragraph" w:styleId="Header">
@@ -928,16 +755,17 @@
     <w:pPr>
       <w:keepNext/>
       <w:keepLines/>
-      <w:spacing w:before="360" w:after="200"/>
+      <w:spacing w:before="480" w:after="120" w:line="259" w:lineRule="auto"/>
       <w:outlineLvl w:val="0"/>
     </w:pPr>
     <w:rPr>
-      <w:rFonts w:asciiTheme="majorHAnsi" w:eastAsiaTheme="majorEastAsia" w:hAnsiTheme="majorHAnsi" w:cstheme="majorBidi" w:ascii="Calibri" w:hAnsi="Calibri" w:cs="Calibri"/>
+      <w:rFonts w:ascii="Times New Roman" w:hAnsi="Times New Roman"/>
       <w:b/>
       <w:bCs/>
-      <w:color w:val="2E74B5"/>
-      <w:sz w:val="32"/>
+      <w:color w:val="000000"/>
+      <w:sz w:val="26"/>
       <w:szCs w:val="28"/>
+      <w:lang w:val="ru-RU"/>
     </w:rPr>
   </w:style>
   <w:style w:type="paragraph" w:styleId="Heading2">
@@ -952,16 +780,17 @@
     <w:pPr>
       <w:keepNext/>
       <w:keepLines/>
-      <w:spacing w:before="280" w:after="140"/>
+      <w:spacing w:before="200" w:after="120" w:line="259" w:lineRule="auto"/>
       <w:outlineLvl w:val="1"/>
     </w:pPr>
     <w:rPr>
-      <w:rFonts w:asciiTheme="majorHAnsi" w:eastAsiaTheme="majorEastAsia" w:hAnsiTheme="majorHAnsi" w:cstheme="majorBidi" w:ascii="Calibri" w:hAnsi="Calibri" w:cs="Calibri"/>
+      <w:rFonts w:ascii="Times New Roman" w:hAnsi="Times New Roman"/>
       <w:b/>
       <w:bCs/>
-      <w:color w:val="2E74B5"/>
+      <w:color w:val="000000"/>
       <w:sz w:val="26"/>
       <w:szCs w:val="26"/>
+      <w:lang w:val="ru-RU"/>
     </w:rPr>
   </w:style>
   <w:style w:type="paragraph" w:styleId="Heading3">
@@ -976,15 +805,14 @@
     <w:pPr>
       <w:keepNext/>
       <w:keepLines/>
-      <w:spacing w:before="200" w:after="100"/>
+      <w:spacing w:before="200" w:after="0"/>
       <w:outlineLvl w:val="2"/>
     </w:pPr>
     <w:rPr>
-      <w:rFonts w:asciiTheme="majorHAnsi" w:eastAsiaTheme="majorEastAsia" w:hAnsiTheme="majorHAnsi" w:cstheme="majorBidi" w:ascii="Calibri" w:hAnsi="Calibri" w:cs="Calibri"/>
+      <w:rFonts/>
       <w:b/>
       <w:bCs/>
-      <w:color w:val="1F4D78"/>
-      <w:sz w:val="24"/>
+      <w:color w:val="4F81BD" w:themeColor="accent1"/>
     </w:rPr>
   </w:style>
   <w:style w:type="paragraph" w:styleId="Heading4">
@@ -1004,7 +832,7 @@
       <w:outlineLvl w:val="3"/>
     </w:pPr>
     <w:rPr>
-      <w:rFonts w:asciiTheme="majorHAnsi" w:eastAsiaTheme="majorEastAsia" w:hAnsiTheme="majorHAnsi" w:cstheme="majorBidi"/>
+      <w:rFonts/>
       <w:b/>
       <w:bCs/>
       <w:i/>
@@ -1029,7 +857,7 @@
       <w:outlineLvl w:val="4"/>
     </w:pPr>
     <w:rPr>
-      <w:rFonts w:asciiTheme="majorHAnsi" w:eastAsiaTheme="majorEastAsia" w:hAnsiTheme="majorHAnsi" w:cstheme="majorBidi"/>
+      <w:rFonts/>
       <w:color w:val="243F60" w:themeColor="accent1" w:themeShade="7F"/>
     </w:rPr>
   </w:style>
@@ -1050,7 +878,7 @@
       <w:outlineLvl w:val="5"/>
     </w:pPr>
     <w:rPr>
-      <w:rFonts w:asciiTheme="majorHAnsi" w:eastAsiaTheme="majorEastAsia" w:hAnsiTheme="majorHAnsi" w:cstheme="majorBidi"/>
+      <w:rFonts/>
       <w:i/>
       <w:iCs/>
       <w:color w:val="243F60" w:themeColor="accent1" w:themeShade="7F"/>
@@ -1073,7 +901,7 @@
       <w:outlineLvl w:val="6"/>
     </w:pPr>
     <w:rPr>
-      <w:rFonts w:asciiTheme="majorHAnsi" w:eastAsiaTheme="majorEastAsia" w:hAnsiTheme="majorHAnsi" w:cstheme="majorBidi"/>
+      <w:rFonts/>
       <w:i/>
       <w:iCs/>
       <w:color w:val="404040" w:themeColor="text1" w:themeTint="BF"/>
@@ -1096,7 +924,7 @@
       <w:outlineLvl w:val="7"/>
     </w:pPr>
     <w:rPr>
-      <w:rFonts w:asciiTheme="majorHAnsi" w:eastAsiaTheme="majorEastAsia" w:hAnsiTheme="majorHAnsi" w:cstheme="majorBidi"/>
+      <w:rFonts/>
       <w:color w:val="4F81BD" w:themeColor="accent1"/>
       <w:sz w:val="20"/>
       <w:szCs w:val="20"/>
@@ -1119,7 +947,7 @@
       <w:outlineLvl w:val="8"/>
     </w:pPr>
     <w:rPr>
-      <w:rFonts w:asciiTheme="majorHAnsi" w:eastAsiaTheme="majorEastAsia" w:hAnsiTheme="majorHAnsi" w:cstheme="majorBidi"/>
+      <w:rFonts/>
       <w:i/>
       <w:iCs/>
       <w:color w:val="404040" w:themeColor="text1" w:themeTint="BF"/>
@@ -1170,7 +998,7 @@
     <w:uiPriority w:val="9"/>
     <w:rsid w:val="00FC693F"/>
     <w:rPr>
-      <w:rFonts w:asciiTheme="majorHAnsi" w:eastAsiaTheme="majorEastAsia" w:hAnsiTheme="majorHAnsi" w:cstheme="majorBidi"/>
+      <w:rFonts/>
       <w:b/>
       <w:bCs/>
       <w:color w:val="365F91" w:themeColor="accent1" w:themeShade="BF"/>
@@ -1185,7 +1013,7 @@
     <w:uiPriority w:val="9"/>
     <w:rsid w:val="00FC693F"/>
     <w:rPr>
-      <w:rFonts w:asciiTheme="majorHAnsi" w:eastAsiaTheme="majorEastAsia" w:hAnsiTheme="majorHAnsi" w:cstheme="majorBidi"/>
+      <w:rFonts/>
       <w:b/>
       <w:bCs/>
       <w:color w:val="4F81BD" w:themeColor="accent1"/>
@@ -1200,7 +1028,7 @@
     <w:uiPriority w:val="9"/>
     <w:rsid w:val="00FC693F"/>
     <w:rPr>
-      <w:rFonts w:asciiTheme="majorHAnsi" w:eastAsiaTheme="majorEastAsia" w:hAnsiTheme="majorHAnsi" w:cstheme="majorBidi"/>
+      <w:rFonts/>
       <w:b/>
       <w:bCs/>
       <w:color w:val="4F81BD" w:themeColor="accent1"/>
@@ -1215,19 +1043,17 @@
     <w:qFormat/>
     <w:rsid w:val="00FC693F"/>
     <w:pPr>
-      <w:pBdr>
-        <w:bottom w:val="single" w:sz="8" w:space="4" w:color="4F81BD" w:themeColor="accent1"/>
-      </w:pBdr>
-      <w:spacing w:after="300" w:line="240" w:lineRule="auto"/>
+      <w:spacing w:after="120" w:line="259" w:lineRule="auto"/>
       <w:contextualSpacing/>
     </w:pPr>
     <w:rPr>
-      <w:rFonts w:asciiTheme="majorHAnsi" w:eastAsiaTheme="majorEastAsia" w:hAnsiTheme="majorHAnsi" w:cstheme="majorBidi"/>
-      <w:color w:val="17365D" w:themeColor="text2" w:themeShade="BF"/>
+      <w:rFonts w:ascii="Times New Roman" w:hAnsi="Times New Roman"/>
+      <w:color w:val="000000"/>
       <w:spacing w:val="5"/>
       <w:kern w:val="28"/>
-      <w:sz w:val="52"/>
+      <w:sz w:val="40"/>
       <w:szCs w:val="52"/>
+      <w:lang w:val="ru-RU"/>
     </w:rPr>
   </w:style>
   <w:style w:type="character" w:customStyle="1" w:styleId="TitleChar">
@@ -1237,7 +1063,7 @@
     <w:uiPriority w:val="10"/>
     <w:rsid w:val="00FC693F"/>
     <w:rPr>
-      <w:rFonts w:asciiTheme="majorHAnsi" w:eastAsiaTheme="majorEastAsia" w:hAnsiTheme="majorHAnsi" w:cstheme="majorBidi"/>
+      <w:rFonts/>
       <w:color w:val="17365D" w:themeColor="text2" w:themeShade="BF"/>
       <w:spacing w:val="5"/>
       <w:kern w:val="28"/>
@@ -1259,7 +1085,7 @@
       </w:numPr>
     </w:pPr>
     <w:rPr>
-      <w:rFonts w:asciiTheme="majorHAnsi" w:eastAsiaTheme="majorEastAsia" w:hAnsiTheme="majorHAnsi" w:cstheme="majorBidi"/>
+      <w:rFonts/>
       <w:i/>
       <w:iCs/>
       <w:color w:val="4F81BD" w:themeColor="accent1"/>
@@ -1275,7 +1101,7 @@
     <w:uiPriority w:val="11"/>
     <w:rsid w:val="00FC693F"/>
     <w:rPr>
-      <w:rFonts w:asciiTheme="majorHAnsi" w:eastAsiaTheme="majorEastAsia" w:hAnsiTheme="majorHAnsi" w:cstheme="majorBidi"/>
+      <w:rFonts/>
       <w:i/>
       <w:iCs/>
       <w:color w:val="4F81BD" w:themeColor="accent1"/>
@@ -1400,8 +1226,15 @@
       <w:numPr>
         <w:numId w:val="1"/>
       </w:numPr>
+      <w:spacing w:after="120" w:line="259" w:lineRule="auto"/>
       <w:contextualSpacing/>
     </w:pPr>
+    <w:rPr>
+      <w:rFonts w:ascii="Times New Roman" w:hAnsi="Times New Roman"/>
+      <w:color w:val="000000"/>
+      <w:sz w:val="24"/>
+      <w:lang w:val="ru-RU"/>
+    </w:rPr>
   </w:style>
   <w:style w:type="paragraph" w:styleId="ListBullet2">
     <w:name w:val="List Bullet 2"/>
@@ -1573,7 +1406,7 @@
     <w:semiHidden/>
     <w:rsid w:val="00FC693F"/>
     <w:rPr>
-      <w:rFonts w:asciiTheme="majorHAnsi" w:eastAsiaTheme="majorEastAsia" w:hAnsiTheme="majorHAnsi" w:cstheme="majorBidi"/>
+      <w:rFonts/>
       <w:b/>
       <w:bCs/>
       <w:i/>
@@ -1589,7 +1422,7 @@
     <w:semiHidden/>
     <w:rsid w:val="00FC693F"/>
     <w:rPr>
-      <w:rFonts w:asciiTheme="majorHAnsi" w:eastAsiaTheme="majorEastAsia" w:hAnsiTheme="majorHAnsi" w:cstheme="majorBidi"/>
+      <w:rFonts/>
       <w:color w:val="243F60" w:themeColor="accent1" w:themeShade="7F"/>
     </w:rPr>
   </w:style>
@@ -1601,7 +1434,7 @@
     <w:semiHidden/>
     <w:rsid w:val="00FC693F"/>
     <w:rPr>
-      <w:rFonts w:asciiTheme="majorHAnsi" w:eastAsiaTheme="majorEastAsia" w:hAnsiTheme="majorHAnsi" w:cstheme="majorBidi"/>
+      <w:rFonts/>
       <w:i/>
       <w:iCs/>
       <w:color w:val="243F60" w:themeColor="accent1" w:themeShade="7F"/>
@@ -1615,7 +1448,7 @@
     <w:semiHidden/>
     <w:rsid w:val="00FC693F"/>
     <w:rPr>
-      <w:rFonts w:asciiTheme="majorHAnsi" w:eastAsiaTheme="majorEastAsia" w:hAnsiTheme="majorHAnsi" w:cstheme="majorBidi"/>
+      <w:rFonts/>
       <w:i/>
       <w:iCs/>
       <w:color w:val="404040" w:themeColor="text1" w:themeTint="BF"/>
@@ -1629,7 +1462,7 @@
     <w:semiHidden/>
     <w:rsid w:val="00FC693F"/>
     <w:rPr>
-      <w:rFonts w:asciiTheme="majorHAnsi" w:eastAsiaTheme="majorEastAsia" w:hAnsiTheme="majorHAnsi" w:cstheme="majorBidi"/>
+      <w:rFonts/>
       <w:color w:val="4F81BD" w:themeColor="accent1"/>
       <w:sz w:val="20"/>
       <w:szCs w:val="20"/>
@@ -1643,7 +1476,7 @@
     <w:semiHidden/>
     <w:rsid w:val="00FC693F"/>
     <w:rPr>
-      <w:rFonts w:asciiTheme="majorHAnsi" w:eastAsiaTheme="majorEastAsia" w:hAnsiTheme="majorHAnsi" w:cstheme="majorBidi"/>
+      <w:rFonts/>
       <w:i/>
       <w:iCs/>
       <w:color w:val="404040" w:themeColor="text1" w:themeTint="BF"/>
@@ -1702,9 +1535,6 @@
     <w:qFormat/>
     <w:rsid w:val="00FC693F"/>
     <w:pPr>
-      <w:pBdr>
-        <w:bottom w:val="single" w:sz="4" w:space="4" w:color="4F81BD" w:themeColor="accent1"/>
-      </w:pBdr>
       <w:spacing w:before="200" w:after="280"/>
       <w:ind w:left="936" w:right="936"/>
     </w:pPr>
@@ -3232,7 +3062,7 @@
         <w:spacing w:before="0" w:after="0" w:line="240" w:lineRule="auto"/>
       </w:pPr>
       <w:rPr>
-        <w:rFonts w:asciiTheme="majorHAnsi" w:eastAsiaTheme="majorEastAsia" w:hAnsiTheme="majorHAnsi" w:cstheme="majorBidi"/>
+        <w:rFonts/>
         <w:b/>
         <w:bCs/>
       </w:rPr>
@@ -3253,7 +3083,7 @@
         <w:spacing w:before="0" w:after="0" w:line="240" w:lineRule="auto"/>
       </w:pPr>
       <w:rPr>
-        <w:rFonts w:asciiTheme="majorHAnsi" w:eastAsiaTheme="majorEastAsia" w:hAnsiTheme="majorHAnsi" w:cstheme="majorBidi"/>
+        <w:rFonts/>
         <w:b/>
         <w:bCs/>
       </w:rPr>
@@ -3271,14 +3101,14 @@
     </w:tblStylePr>
     <w:tblStylePr w:type="firstCol">
       <w:rPr>
-        <w:rFonts w:asciiTheme="majorHAnsi" w:eastAsiaTheme="majorEastAsia" w:hAnsiTheme="majorHAnsi" w:cstheme="majorBidi"/>
+        <w:rFonts/>
         <w:b/>
         <w:bCs/>
       </w:rPr>
     </w:tblStylePr>
     <w:tblStylePr w:type="lastCol">
       <w:rPr>
-        <w:rFonts w:asciiTheme="majorHAnsi" w:eastAsiaTheme="majorEastAsia" w:hAnsiTheme="majorHAnsi" w:cstheme="majorBidi"/>
+        <w:rFonts/>
         <w:b/>
         <w:bCs/>
       </w:rPr>
@@ -3362,7 +3192,7 @@
         <w:spacing w:before="0" w:after="0" w:line="240" w:lineRule="auto"/>
       </w:pPr>
       <w:rPr>
-        <w:rFonts w:asciiTheme="majorHAnsi" w:eastAsiaTheme="majorEastAsia" w:hAnsiTheme="majorHAnsi" w:cstheme="majorBidi"/>
+        <w:rFonts/>
         <w:b/>
         <w:bCs/>
       </w:rPr>
@@ -3383,7 +3213,7 @@
         <w:spacing w:before="0" w:after="0" w:line="240" w:lineRule="auto"/>
       </w:pPr>
       <w:rPr>
-        <w:rFonts w:asciiTheme="majorHAnsi" w:eastAsiaTheme="majorEastAsia" w:hAnsiTheme="majorHAnsi" w:cstheme="majorBidi"/>
+        <w:rFonts/>
         <w:b/>
         <w:bCs/>
       </w:rPr>
@@ -3401,14 +3231,14 @@
     </w:tblStylePr>
     <w:tblStylePr w:type="firstCol">
       <w:rPr>
-        <w:rFonts w:asciiTheme="majorHAnsi" w:eastAsiaTheme="majorEastAsia" w:hAnsiTheme="majorHAnsi" w:cstheme="majorBidi"/>
+        <w:rFonts/>
         <w:b/>
         <w:bCs/>
       </w:rPr>
     </w:tblStylePr>
     <w:tblStylePr w:type="lastCol">
       <w:rPr>
-        <w:rFonts w:asciiTheme="majorHAnsi" w:eastAsiaTheme="majorEastAsia" w:hAnsiTheme="majorHAnsi" w:cstheme="majorBidi"/>
+        <w:rFonts/>
         <w:b/>
         <w:bCs/>
       </w:rPr>
@@ -3492,7 +3322,7 @@
         <w:spacing w:before="0" w:after="0" w:line="240" w:lineRule="auto"/>
       </w:pPr>
       <w:rPr>
-        <w:rFonts w:asciiTheme="majorHAnsi" w:eastAsiaTheme="majorEastAsia" w:hAnsiTheme="majorHAnsi" w:cstheme="majorBidi"/>
+        <w:rFonts/>
         <w:b/>
         <w:bCs/>
       </w:rPr>
@@ -3513,7 +3343,7 @@
         <w:spacing w:before="0" w:after="0" w:line="240" w:lineRule="auto"/>
       </w:pPr>
       <w:rPr>
-        <w:rFonts w:asciiTheme="majorHAnsi" w:eastAsiaTheme="majorEastAsia" w:hAnsiTheme="majorHAnsi" w:cstheme="majorBidi"/>
+        <w:rFonts/>
         <w:b/>
         <w:bCs/>
       </w:rPr>
@@ -3531,14 +3361,14 @@
     </w:tblStylePr>
     <w:tblStylePr w:type="firstCol">
       <w:rPr>
-        <w:rFonts w:asciiTheme="majorHAnsi" w:eastAsiaTheme="majorEastAsia" w:hAnsiTheme="majorHAnsi" w:cstheme="majorBidi"/>
+        <w:rFonts/>
         <w:b/>
         <w:bCs/>
       </w:rPr>
     </w:tblStylePr>
     <w:tblStylePr w:type="lastCol">
       <w:rPr>
-        <w:rFonts w:asciiTheme="majorHAnsi" w:eastAsiaTheme="majorEastAsia" w:hAnsiTheme="majorHAnsi" w:cstheme="majorBidi"/>
+        <w:rFonts/>
         <w:b/>
         <w:bCs/>
       </w:rPr>
@@ -3622,7 +3452,7 @@
         <w:spacing w:before="0" w:after="0" w:line="240" w:lineRule="auto"/>
       </w:pPr>
       <w:rPr>
-        <w:rFonts w:asciiTheme="majorHAnsi" w:eastAsiaTheme="majorEastAsia" w:hAnsiTheme="majorHAnsi" w:cstheme="majorBidi"/>
+        <w:rFonts/>
         <w:b/>
         <w:bCs/>
       </w:rPr>
@@ -3643,7 +3473,7 @@
         <w:spacing w:before="0" w:after="0" w:line="240" w:lineRule="auto"/>
       </w:pPr>
       <w:rPr>
-        <w:rFonts w:asciiTheme="majorHAnsi" w:eastAsiaTheme="majorEastAsia" w:hAnsiTheme="majorHAnsi" w:cstheme="majorBidi"/>
+        <w:rFonts/>
         <w:b/>
         <w:bCs/>
       </w:rPr>
@@ -3661,14 +3491,14 @@
     </w:tblStylePr>
     <w:tblStylePr w:type="firstCol">
       <w:rPr>
-        <w:rFonts w:asciiTheme="majorHAnsi" w:eastAsiaTheme="majorEastAsia" w:hAnsiTheme="majorHAnsi" w:cstheme="majorBidi"/>
+        <w:rFonts/>
         <w:b/>
         <w:bCs/>
       </w:rPr>
     </w:tblStylePr>
     <w:tblStylePr w:type="lastCol">
       <w:rPr>
-        <w:rFonts w:asciiTheme="majorHAnsi" w:eastAsiaTheme="majorEastAsia" w:hAnsiTheme="majorHAnsi" w:cstheme="majorBidi"/>
+        <w:rFonts/>
         <w:b/>
         <w:bCs/>
       </w:rPr>
@@ -3752,7 +3582,7 @@
         <w:spacing w:before="0" w:after="0" w:line="240" w:lineRule="auto"/>
       </w:pPr>
       <w:rPr>
-        <w:rFonts w:asciiTheme="majorHAnsi" w:eastAsiaTheme="majorEastAsia" w:hAnsiTheme="majorHAnsi" w:cstheme="majorBidi"/>
+        <w:rFonts/>
         <w:b/>
         <w:bCs/>
       </w:rPr>
@@ -3773,7 +3603,7 @@
         <w:spacing w:before="0" w:after="0" w:line="240" w:lineRule="auto"/>
       </w:pPr>
       <w:rPr>
-        <w:rFonts w:asciiTheme="majorHAnsi" w:eastAsiaTheme="majorEastAsia" w:hAnsiTheme="majorHAnsi" w:cstheme="majorBidi"/>
+        <w:rFonts/>
         <w:b/>
         <w:bCs/>
       </w:rPr>
@@ -3791,14 +3621,14 @@
     </w:tblStylePr>
     <w:tblStylePr w:type="firstCol">
       <w:rPr>
-        <w:rFonts w:asciiTheme="majorHAnsi" w:eastAsiaTheme="majorEastAsia" w:hAnsiTheme="majorHAnsi" w:cstheme="majorBidi"/>
+        <w:rFonts/>
         <w:b/>
         <w:bCs/>
       </w:rPr>
     </w:tblStylePr>
     <w:tblStylePr w:type="lastCol">
       <w:rPr>
-        <w:rFonts w:asciiTheme="majorHAnsi" w:eastAsiaTheme="majorEastAsia" w:hAnsiTheme="majorHAnsi" w:cstheme="majorBidi"/>
+        <w:rFonts/>
         <w:b/>
         <w:bCs/>
       </w:rPr>
@@ -3882,7 +3712,7 @@
         <w:spacing w:before="0" w:after="0" w:line="240" w:lineRule="auto"/>
       </w:pPr>
       <w:rPr>
-        <w:rFonts w:asciiTheme="majorHAnsi" w:eastAsiaTheme="majorEastAsia" w:hAnsiTheme="majorHAnsi" w:cstheme="majorBidi"/>
+        <w:rFonts/>
         <w:b/>
         <w:bCs/>
       </w:rPr>
@@ -3903,7 +3733,7 @@
         <w:spacing w:before="0" w:after="0" w:line="240" w:lineRule="auto"/>
       </w:pPr>
       <w:rPr>
-        <w:rFonts w:asciiTheme="majorHAnsi" w:eastAsiaTheme="majorEastAsia" w:hAnsiTheme="majorHAnsi" w:cstheme="majorBidi"/>
+        <w:rFonts/>
         <w:b/>
         <w:bCs/>
       </w:rPr>
@@ -3921,14 +3751,14 @@
     </w:tblStylePr>
     <w:tblStylePr w:type="firstCol">
       <w:rPr>
-        <w:rFonts w:asciiTheme="majorHAnsi" w:eastAsiaTheme="majorEastAsia" w:hAnsiTheme="majorHAnsi" w:cstheme="majorBidi"/>
+        <w:rFonts/>
         <w:b/>
         <w:bCs/>
       </w:rPr>
     </w:tblStylePr>
     <w:tblStylePr w:type="lastCol">
       <w:rPr>
-        <w:rFonts w:asciiTheme="majorHAnsi" w:eastAsiaTheme="majorEastAsia" w:hAnsiTheme="majorHAnsi" w:cstheme="majorBidi"/>
+        <w:rFonts/>
         <w:b/>
         <w:bCs/>
       </w:rPr>
@@ -4012,7 +3842,7 @@
         <w:spacing w:before="0" w:after="0" w:line="240" w:lineRule="auto"/>
       </w:pPr>
       <w:rPr>
-        <w:rFonts w:asciiTheme="majorHAnsi" w:eastAsiaTheme="majorEastAsia" w:hAnsiTheme="majorHAnsi" w:cstheme="majorBidi"/>
+        <w:rFonts/>
         <w:b/>
         <w:bCs/>
       </w:rPr>
@@ -4033,7 +3863,7 @@
         <w:spacing w:before="0" w:after="0" w:line="240" w:lineRule="auto"/>
       </w:pPr>
       <w:rPr>
-        <w:rFonts w:asciiTheme="majorHAnsi" w:eastAsiaTheme="majorEastAsia" w:hAnsiTheme="majorHAnsi" w:cstheme="majorBidi"/>
+        <w:rFonts/>
         <w:b/>
         <w:bCs/>
       </w:rPr>
@@ -4051,14 +3881,14 @@
     </w:tblStylePr>
     <w:tblStylePr w:type="firstCol">
       <w:rPr>
-        <w:rFonts w:asciiTheme="majorHAnsi" w:eastAsiaTheme="majorEastAsia" w:hAnsiTheme="majorHAnsi" w:cstheme="majorBidi"/>
+        <w:rFonts/>
         <w:b/>
         <w:bCs/>
       </w:rPr>
     </w:tblStylePr>
     <w:tblStylePr w:type="lastCol">
       <w:rPr>
-        <w:rFonts w:asciiTheme="majorHAnsi" w:eastAsiaTheme="majorEastAsia" w:hAnsiTheme="majorHAnsi" w:cstheme="majorBidi"/>
+        <w:rFonts/>
         <w:b/>
         <w:bCs/>
       </w:rPr>
@@ -5923,7 +5753,7 @@
     </w:tblPr>
     <w:tblStylePr w:type="firstRow">
       <w:rPr>
-        <w:rFonts w:asciiTheme="majorHAnsi" w:eastAsiaTheme="majorEastAsia" w:hAnsiTheme="majorHAnsi" w:cstheme="majorBidi"/>
+        <w:rFonts/>
       </w:rPr>
       <w:tblPr/>
       <w:tcPr>
@@ -6007,7 +5837,7 @@
     </w:tblPr>
     <w:tblStylePr w:type="firstRow">
       <w:rPr>
-        <w:rFonts w:asciiTheme="majorHAnsi" w:eastAsiaTheme="majorEastAsia" w:hAnsiTheme="majorHAnsi" w:cstheme="majorBidi"/>
+        <w:rFonts/>
       </w:rPr>
       <w:tblPr/>
       <w:tcPr>
@@ -6091,7 +5921,7 @@
     </w:tblPr>
     <w:tblStylePr w:type="firstRow">
       <w:rPr>
-        <w:rFonts w:asciiTheme="majorHAnsi" w:eastAsiaTheme="majorEastAsia" w:hAnsiTheme="majorHAnsi" w:cstheme="majorBidi"/>
+        <w:rFonts/>
       </w:rPr>
       <w:tblPr/>
       <w:tcPr>
@@ -6175,7 +6005,7 @@
     </w:tblPr>
     <w:tblStylePr w:type="firstRow">
       <w:rPr>
-        <w:rFonts w:asciiTheme="majorHAnsi" w:eastAsiaTheme="majorEastAsia" w:hAnsiTheme="majorHAnsi" w:cstheme="majorBidi"/>
+        <w:rFonts/>
       </w:rPr>
       <w:tblPr/>
       <w:tcPr>
@@ -6259,7 +6089,7 @@
     </w:tblPr>
     <w:tblStylePr w:type="firstRow">
       <w:rPr>
-        <w:rFonts w:asciiTheme="majorHAnsi" w:eastAsiaTheme="majorEastAsia" w:hAnsiTheme="majorHAnsi" w:cstheme="majorBidi"/>
+        <w:rFonts/>
       </w:rPr>
       <w:tblPr/>
       <w:tcPr>
@@ -6343,7 +6173,7 @@
     </w:tblPr>
     <w:tblStylePr w:type="firstRow">
       <w:rPr>
-        <w:rFonts w:asciiTheme="majorHAnsi" w:eastAsiaTheme="majorEastAsia" w:hAnsiTheme="majorHAnsi" w:cstheme="majorBidi"/>
+        <w:rFonts/>
       </w:rPr>
       <w:tblPr/>
       <w:tcPr>
@@ -6427,7 +6257,7 @@
     </w:tblPr>
     <w:tblStylePr w:type="firstRow">
       <w:rPr>
-        <w:rFonts w:asciiTheme="majorHAnsi" w:eastAsiaTheme="majorEastAsia" w:hAnsiTheme="majorHAnsi" w:cstheme="majorBidi"/>
+        <w:rFonts/>
       </w:rPr>
       <w:tblPr/>
       <w:tcPr>
@@ -6492,7 +6322,7 @@
       <w:spacing w:after="0" w:line="240" w:lineRule="auto"/>
     </w:pPr>
     <w:rPr>
-      <w:rFonts w:asciiTheme="majorHAnsi" w:eastAsiaTheme="majorEastAsia" w:hAnsiTheme="majorHAnsi" w:cstheme="majorBidi"/>
+      <w:rFonts/>
       <w:color w:val="000000" w:themeColor="text1"/>
     </w:rPr>
     <w:tblPr>
@@ -6620,7 +6450,7 @@
       <w:spacing w:after="0" w:line="240" w:lineRule="auto"/>
     </w:pPr>
     <w:rPr>
-      <w:rFonts w:asciiTheme="majorHAnsi" w:eastAsiaTheme="majorEastAsia" w:hAnsiTheme="majorHAnsi" w:cstheme="majorBidi"/>
+      <w:rFonts/>
       <w:color w:val="000000" w:themeColor="text1"/>
     </w:rPr>
     <w:tblPr>
@@ -6748,7 +6578,7 @@
       <w:spacing w:after="0" w:line="240" w:lineRule="auto"/>
     </w:pPr>
     <w:rPr>
-      <w:rFonts w:asciiTheme="majorHAnsi" w:eastAsiaTheme="majorEastAsia" w:hAnsiTheme="majorHAnsi" w:cstheme="majorBidi"/>
+      <w:rFonts/>
       <w:color w:val="000000" w:themeColor="text1"/>
     </w:rPr>
     <w:tblPr>
@@ -6876,7 +6706,7 @@
       <w:spacing w:after="0" w:line="240" w:lineRule="auto"/>
     </w:pPr>
     <w:rPr>
-      <w:rFonts w:asciiTheme="majorHAnsi" w:eastAsiaTheme="majorEastAsia" w:hAnsiTheme="majorHAnsi" w:cstheme="majorBidi"/>
+      <w:rFonts/>
       <w:color w:val="000000" w:themeColor="text1"/>
     </w:rPr>
     <w:tblPr>
@@ -7004,7 +6834,7 @@
       <w:spacing w:after="0" w:line="240" w:lineRule="auto"/>
     </w:pPr>
     <w:rPr>
-      <w:rFonts w:asciiTheme="majorHAnsi" w:eastAsiaTheme="majorEastAsia" w:hAnsiTheme="majorHAnsi" w:cstheme="majorBidi"/>
+      <w:rFonts/>
       <w:color w:val="000000" w:themeColor="text1"/>
     </w:rPr>
     <w:tblPr>
@@ -7132,7 +6962,7 @@
       <w:spacing w:after="0" w:line="240" w:lineRule="auto"/>
     </w:pPr>
     <w:rPr>
-      <w:rFonts w:asciiTheme="majorHAnsi" w:eastAsiaTheme="majorEastAsia" w:hAnsiTheme="majorHAnsi" w:cstheme="majorBidi"/>
+      <w:rFonts/>
       <w:color w:val="000000" w:themeColor="text1"/>
     </w:rPr>
     <w:tblPr>
@@ -7260,7 +7090,7 @@
       <w:spacing w:after="0" w:line="240" w:lineRule="auto"/>
     </w:pPr>
     <w:rPr>
-      <w:rFonts w:asciiTheme="majorHAnsi" w:eastAsiaTheme="majorEastAsia" w:hAnsiTheme="majorHAnsi" w:cstheme="majorBidi"/>
+      <w:rFonts/>
       <w:color w:val="000000" w:themeColor="text1"/>
     </w:rPr>
     <w:tblPr>
@@ -7899,7 +7729,7 @@
       <w:spacing w:after="0" w:line="240" w:lineRule="auto"/>
     </w:pPr>
     <w:rPr>
-      <w:rFonts w:asciiTheme="majorHAnsi" w:eastAsiaTheme="majorEastAsia" w:hAnsiTheme="majorHAnsi" w:cstheme="majorBidi"/>
+      <w:rFonts/>
       <w:color w:val="000000" w:themeColor="text1"/>
     </w:rPr>
     <w:tblPr>
@@ -8024,7 +7854,7 @@
       <w:spacing w:after="0" w:line="240" w:lineRule="auto"/>
     </w:pPr>
     <w:rPr>
-      <w:rFonts w:asciiTheme="majorHAnsi" w:eastAsiaTheme="majorEastAsia" w:hAnsiTheme="majorHAnsi" w:cstheme="majorBidi"/>
+      <w:rFonts/>
       <w:color w:val="000000" w:themeColor="text1"/>
     </w:rPr>
     <w:tblPr>
@@ -8149,7 +7979,7 @@
       <w:spacing w:after="0" w:line="240" w:lineRule="auto"/>
     </w:pPr>
     <w:rPr>
-      <w:rFonts w:asciiTheme="majorHAnsi" w:eastAsiaTheme="majorEastAsia" w:hAnsiTheme="majorHAnsi" w:cstheme="majorBidi"/>
+      <w:rFonts/>
       <w:color w:val="000000" w:themeColor="text1"/>
     </w:rPr>
     <w:tblPr>
@@ -8274,7 +8104,7 @@
       <w:spacing w:after="0" w:line="240" w:lineRule="auto"/>
     </w:pPr>
     <w:rPr>
-      <w:rFonts w:asciiTheme="majorHAnsi" w:eastAsiaTheme="majorEastAsia" w:hAnsiTheme="majorHAnsi" w:cstheme="majorBidi"/>
+      <w:rFonts/>
       <w:color w:val="000000" w:themeColor="text1"/>
     </w:rPr>
     <w:tblPr>
@@ -8399,7 +8229,7 @@
       <w:spacing w:after="0" w:line="240" w:lineRule="auto"/>
     </w:pPr>
     <w:rPr>
-      <w:rFonts w:asciiTheme="majorHAnsi" w:eastAsiaTheme="majorEastAsia" w:hAnsiTheme="majorHAnsi" w:cstheme="majorBidi"/>
+      <w:rFonts/>
       <w:color w:val="000000" w:themeColor="text1"/>
     </w:rPr>
     <w:tblPr>
@@ -8524,7 +8354,7 @@
       <w:spacing w:after="0" w:line="240" w:lineRule="auto"/>
     </w:pPr>
     <w:rPr>
-      <w:rFonts w:asciiTheme="majorHAnsi" w:eastAsiaTheme="majorEastAsia" w:hAnsiTheme="majorHAnsi" w:cstheme="majorBidi"/>
+      <w:rFonts/>
       <w:color w:val="000000" w:themeColor="text1"/>
     </w:rPr>
     <w:tblPr>
@@ -8649,7 +8479,7 @@
       <w:spacing w:after="0" w:line="240" w:lineRule="auto"/>
     </w:pPr>
     <w:rPr>
-      <w:rFonts w:asciiTheme="majorHAnsi" w:eastAsiaTheme="majorEastAsia" w:hAnsiTheme="majorHAnsi" w:cstheme="majorBidi"/>
+      <w:rFonts/>
       <w:color w:val="000000" w:themeColor="text1"/>
     </w:rPr>
     <w:tblPr>
